--- a/Application de Réservation de Techniciens à Domicile.docx
+++ b/Application de Réservation de Techniciens à Domicile.docx
@@ -15875,26 +15875,525 @@
           <w:szCs w:val="24"/>
         </w:rPr>
       </w:pPr>
+    </w:p>
+    <w:p>
+      <w:pPr>
+        <w:rPr>
+          <w:rFonts w:asciiTheme="majorBidi" w:hAnsiTheme="majorBidi" w:cstheme="majorBidi"/>
+          <w:sz w:val="24"/>
+          <w:szCs w:val="24"/>
+        </w:rPr>
+      </w:pPr>
+    </w:p>
+    <w:p>
+      <w:pPr>
+        <w:shd w:val="clear" w:color="auto" w:fill="F9F9F9"/>
+        <w:spacing w:before="100" w:beforeAutospacing="1" w:after="100" w:afterAutospacing="1" w:line="240" w:lineRule="auto"/>
+        <w:outlineLvl w:val="2"/>
+        <w:rPr>
+          <w:rFonts w:asciiTheme="majorBidi" w:eastAsia="Times New Roman" w:hAnsiTheme="majorBidi" w:cstheme="majorBidi"/>
+          <w:color w:val="101010"/>
+          <w:sz w:val="32"/>
+          <w:szCs w:val="32"/>
+          <w:lang w:eastAsia="fr-FR"/>
+        </w:rPr>
+      </w:pPr>
+      <w:r>
+        <w:rPr>
+          <w:rFonts w:asciiTheme="majorBidi" w:eastAsia="Times New Roman" w:hAnsiTheme="majorBidi" w:cstheme="majorBidi"/>
+          <w:color w:val="101010"/>
+          <w:sz w:val="32"/>
+          <w:szCs w:val="32"/>
+          <w:lang w:eastAsia="fr-FR"/>
+        </w:rPr>
+        <w:t>Mot de passe Administrateur</w:t>
+      </w:r>
+    </w:p>
+    <w:p>
+      <w:pPr>
+        <w:numPr>
+          <w:ilvl w:val="0"/>
+          <w:numId w:val="36"/>
+        </w:numPr>
+        <w:shd w:val="clear" w:color="auto" w:fill="F9F9F9"/>
+        <w:spacing w:after="0" w:line="240" w:lineRule="auto"/>
+        <w:ind w:left="0"/>
+        <w:rPr>
+          <w:rFonts w:asciiTheme="majorBidi" w:eastAsia="Times New Roman" w:hAnsiTheme="majorBidi" w:cstheme="majorBidi"/>
+          <w:color w:val="101010"/>
+          <w:sz w:val="32"/>
+          <w:szCs w:val="32"/>
+          <w:lang w:eastAsia="fr-FR"/>
+        </w:rPr>
+      </w:pPr>
+      <w:r>
+        <w:rPr>
+          <w:rFonts w:asciiTheme="majorBidi" w:eastAsia="Times New Roman" w:hAnsiTheme="majorBidi" w:cstheme="majorBidi"/>
+          <w:color w:val="101010"/>
+          <w:sz w:val="32"/>
+          <w:szCs w:val="32"/>
+          <w:lang w:eastAsia="fr-FR"/>
+        </w:rPr>
+        <w:t>Est-ce que </w:t>
+      </w:r>
+      <w:r>
+        <w:rPr>
+          <w:rFonts w:asciiTheme="majorBidi" w:eastAsia="Times New Roman" w:hAnsiTheme="majorBidi" w:cstheme="majorBidi"/>
+          <w:b/>
+          <w:bCs/>
+          <w:color w:val="A31515"/>
+          <w:sz w:val="32"/>
+          <w:szCs w:val="32"/>
+          <w:lang w:eastAsia="fr-FR"/>
+        </w:rPr>
+        <w:t>ServiceGo@Pro</w:t>
+      </w:r>
+      <w:proofErr w:type="gramStart"/>
+      <w:r>
+        <w:rPr>
+          <w:rFonts w:asciiTheme="majorBidi" w:eastAsia="Times New Roman" w:hAnsiTheme="majorBidi" w:cstheme="majorBidi"/>
+          <w:b/>
+          <w:bCs/>
+          <w:color w:val="A31515"/>
+          <w:sz w:val="32"/>
+          <w:szCs w:val="32"/>
+          <w:lang w:eastAsia="fr-FR"/>
+        </w:rPr>
+        <w:t>2026!</w:t>
+      </w:r>
+      <w:proofErr w:type="gramEnd"/>
+      <w:r>
+        <w:rPr>
+          <w:rFonts w:asciiTheme="majorBidi" w:eastAsia="Times New Roman" w:hAnsiTheme="majorBidi" w:cstheme="majorBidi"/>
+          <w:color w:val="101010"/>
+          <w:sz w:val="32"/>
+          <w:szCs w:val="32"/>
+          <w:lang w:eastAsia="fr-FR"/>
+        </w:rPr>
+        <w:t> vous convient ?</w:t>
+      </w:r>
+    </w:p>
+    <w:p>
+      <w:pPr>
+        <w:numPr>
+          <w:ilvl w:val="0"/>
+          <w:numId w:val="36"/>
+        </w:numPr>
+        <w:shd w:val="clear" w:color="auto" w:fill="F9F9F9"/>
+        <w:spacing w:after="0" w:line="240" w:lineRule="auto"/>
+        <w:ind w:left="0"/>
+        <w:rPr>
+          <w:rFonts w:asciiTheme="majorBidi" w:eastAsia="Times New Roman" w:hAnsiTheme="majorBidi" w:cstheme="majorBidi"/>
+          <w:color w:val="101010"/>
+          <w:sz w:val="32"/>
+          <w:szCs w:val="32"/>
+          <w:lang w:eastAsia="fr-FR"/>
+        </w:rPr>
+      </w:pPr>
+      <w:r>
+        <w:rPr>
+          <w:rFonts w:asciiTheme="majorBidi" w:eastAsia="Times New Roman" w:hAnsiTheme="majorBidi" w:cstheme="majorBidi"/>
+          <w:b/>
+          <w:bCs/>
+          <w:color w:val="101010"/>
+          <w:sz w:val="32"/>
+          <w:szCs w:val="32"/>
+          <w:lang w:eastAsia="fr-FR"/>
+        </w:rPr>
+        <w:t>OU</w:t>
+      </w:r>
+      <w:r>
+        <w:rPr>
+          <w:rFonts w:asciiTheme="majorBidi" w:eastAsia="Times New Roman" w:hAnsiTheme="majorBidi" w:cstheme="majorBidi"/>
+          <w:color w:val="101010"/>
+          <w:sz w:val="32"/>
+          <w:szCs w:val="32"/>
+          <w:lang w:eastAsia="fr-FR"/>
+        </w:rPr>
+        <w:t> avez-vous un mot de passe précis en tête que vous souhaitez définir pour vous et votre équipe ?</w:t>
+      </w:r>
+    </w:p>
+    <w:p>
+      <w:pPr>
+        <w:shd w:val="clear" w:color="auto" w:fill="F9F9F9"/>
+        <w:spacing w:after="0" w:line="240" w:lineRule="auto"/>
+        <w:rPr>
+          <w:rFonts w:asciiTheme="majorBidi" w:eastAsia="Times New Roman" w:hAnsiTheme="majorBidi" w:cstheme="majorBidi"/>
+          <w:color w:val="101010"/>
+          <w:sz w:val="32"/>
+          <w:szCs w:val="32"/>
+          <w:lang w:eastAsia="fr-FR"/>
+        </w:rPr>
+      </w:pPr>
+      <w:r>
+        <w:rPr>
+          <w:rFonts w:asciiTheme="majorBidi" w:eastAsia="Times New Roman" w:hAnsiTheme="majorBidi" w:cstheme="majorBidi"/>
+          <w:color w:val="101010"/>
+          <w:sz w:val="32"/>
+          <w:szCs w:val="32"/>
+          <w:lang w:eastAsia="fr-FR"/>
+        </w:rPr>
+        <w:t xml:space="preserve">Dès que vous me confirmez, je le mets en place immédiatement ! </w:t>
+      </w:r>
+      <w:r>
+        <w:rPr>
+          <w:rFonts w:ascii="Segoe UI Symbol" w:eastAsia="Times New Roman" w:hAnsi="Segoe UI Symbol" w:cs="Segoe UI Symbol"/>
+          <w:color w:val="101010"/>
+          <w:sz w:val="32"/>
+          <w:szCs w:val="32"/>
+          <w:lang w:eastAsia="fr-FR"/>
+        </w:rPr>
+        <w:t>🛡</w:t>
+      </w:r>
+      <w:r>
+        <w:rPr>
+          <w:rFonts w:asciiTheme="majorBidi" w:eastAsia="Times New Roman" w:hAnsiTheme="majorBidi" w:cstheme="majorBidi"/>
+          <w:color w:val="101010"/>
+          <w:sz w:val="32"/>
+          <w:szCs w:val="32"/>
+          <w:lang w:eastAsia="fr-FR"/>
+        </w:rPr>
+        <w:t>️</w:t>
+      </w:r>
+    </w:p>
+    <w:p>
+      <w:pPr>
+        <w:shd w:val="clear" w:color="auto" w:fill="F9F9F9"/>
+        <w:spacing w:after="0" w:line="240" w:lineRule="auto"/>
+        <w:rPr>
+          <w:rFonts w:asciiTheme="majorBidi" w:eastAsia="Times New Roman" w:hAnsiTheme="majorBidi" w:cstheme="majorBidi"/>
+          <w:color w:val="101010"/>
+          <w:sz w:val="32"/>
+          <w:szCs w:val="32"/>
+          <w:lang w:eastAsia="fr-FR"/>
+        </w:rPr>
+      </w:pPr>
+    </w:p>
+    <w:p>
+      <w:pPr>
+        <w:shd w:val="clear" w:color="auto" w:fill="F9F9F9"/>
+        <w:spacing w:after="0" w:line="240" w:lineRule="auto"/>
+        <w:rPr>
+          <w:rFonts w:asciiTheme="majorBidi" w:eastAsia="Times New Roman" w:hAnsiTheme="majorBidi" w:cstheme="majorBidi"/>
+          <w:color w:val="101010"/>
+          <w:sz w:val="32"/>
+          <w:szCs w:val="32"/>
+          <w:lang w:eastAsia="fr-FR"/>
+        </w:rPr>
+      </w:pPr>
+    </w:p>
+    <w:p>
+      <w:pPr>
+        <w:shd w:val="clear" w:color="auto" w:fill="F9F9F9"/>
+        <w:spacing w:after="0" w:line="240" w:lineRule="auto"/>
+        <w:rPr>
+          <w:rFonts w:asciiTheme="majorBidi" w:eastAsia="Times New Roman" w:hAnsiTheme="majorBidi" w:cstheme="majorBidi"/>
+          <w:color w:val="101010"/>
+          <w:sz w:val="32"/>
+          <w:szCs w:val="32"/>
+          <w:lang w:eastAsia="fr-FR"/>
+        </w:rPr>
+      </w:pPr>
+    </w:p>
+    <w:p>
+      <w:pPr>
+        <w:shd w:val="clear" w:color="auto" w:fill="F9F9F9"/>
+        <w:spacing w:before="100" w:beforeAutospacing="1" w:after="100" w:afterAutospacing="1" w:line="240" w:lineRule="auto"/>
+        <w:outlineLvl w:val="2"/>
+        <w:rPr>
+          <w:rFonts w:asciiTheme="majorBidi" w:eastAsia="Times New Roman" w:hAnsiTheme="majorBidi" w:cstheme="majorBidi"/>
+          <w:color w:val="101010"/>
+          <w:sz w:val="32"/>
+          <w:szCs w:val="32"/>
+          <w:lang w:eastAsia="fr-FR"/>
+        </w:rPr>
+      </w:pPr>
+      <w:r>
+        <w:rPr>
+          <w:rFonts w:asciiTheme="majorBidi" w:eastAsia="Times New Roman" w:hAnsiTheme="majorBidi" w:cstheme="majorBidi"/>
+          <w:color w:val="101010"/>
+          <w:sz w:val="32"/>
+          <w:szCs w:val="32"/>
+          <w:lang w:eastAsia="fr-FR"/>
+        </w:rPr>
+        <w:t> Vos nouveaux identifiants d'accès Administrateur :</w:t>
+      </w:r>
+    </w:p>
+    <w:p>
+      <w:pPr>
+        <w:numPr>
+          <w:ilvl w:val="0"/>
+          <w:numId w:val="37"/>
+        </w:numPr>
+        <w:shd w:val="clear" w:color="auto" w:fill="F9F9F9"/>
+        <w:spacing w:after="0" w:line="240" w:lineRule="auto"/>
+        <w:ind w:left="0"/>
+        <w:rPr>
+          <w:rFonts w:asciiTheme="majorBidi" w:eastAsia="Times New Roman" w:hAnsiTheme="majorBidi" w:cstheme="majorBidi"/>
+          <w:color w:val="101010"/>
+          <w:sz w:val="32"/>
+          <w:szCs w:val="32"/>
+          <w:lang w:eastAsia="fr-FR"/>
+        </w:rPr>
+      </w:pPr>
+      <w:r>
+        <w:rPr>
+          <w:rFonts w:asciiTheme="majorBidi" w:eastAsia="Times New Roman" w:hAnsiTheme="majorBidi" w:cstheme="majorBidi"/>
+          <w:color w:val="101010"/>
+          <w:sz w:val="32"/>
+          <w:szCs w:val="32"/>
+          <w:lang w:eastAsia="fr-FR"/>
+        </w:rPr>
+        <w:t>Mot de passe :</w:t>
+      </w:r>
+    </w:p>
+    <w:p>
+      <w:pPr>
+        <w:shd w:val="clear" w:color="auto" w:fill="F9F9F9"/>
+        <w:tabs>
+          <w:tab w:val="left" w:pos="916"/>
+          <w:tab w:val="left" w:pos="1832"/>
+          <w:tab w:val="left" w:pos="2748"/>
+          <w:tab w:val="left" w:pos="3664"/>
+          <w:tab w:val="left" w:pos="4580"/>
+          <w:tab w:val="left" w:pos="5496"/>
+          <w:tab w:val="left" w:pos="6412"/>
+          <w:tab w:val="left" w:pos="7328"/>
+          <w:tab w:val="left" w:pos="8244"/>
+          <w:tab w:val="left" w:pos="9160"/>
+          <w:tab w:val="left" w:pos="10076"/>
+          <w:tab w:val="left" w:pos="10992"/>
+          <w:tab w:val="left" w:pos="11908"/>
+          <w:tab w:val="left" w:pos="12824"/>
+          <w:tab w:val="left" w:pos="13740"/>
+          <w:tab w:val="left" w:pos="14656"/>
+        </w:tabs>
+        <w:spacing w:after="0" w:line="240" w:lineRule="auto"/>
+        <w:rPr>
+          <w:rFonts w:asciiTheme="majorBidi" w:eastAsia="Times New Roman" w:hAnsiTheme="majorBidi" w:cstheme="majorBidi"/>
+          <w:color w:val="101010"/>
+          <w:sz w:val="32"/>
+          <w:szCs w:val="32"/>
+          <w:lang w:eastAsia="fr-FR"/>
+        </w:rPr>
+      </w:pPr>
+      <w:r>
+        <w:rPr>
+          <w:rFonts w:asciiTheme="majorBidi" w:eastAsia="Times New Roman" w:hAnsiTheme="majorBidi" w:cstheme="majorBidi"/>
+          <w:color w:val="101010"/>
+          <w:sz w:val="32"/>
+          <w:szCs w:val="32"/>
+          <w:lang w:eastAsia="fr-FR"/>
+        </w:rPr>
+        <w:t>ServiceGo@Pro</w:t>
+      </w:r>
+      <w:proofErr w:type="gramStart"/>
+      <w:r>
+        <w:rPr>
+          <w:rFonts w:asciiTheme="majorBidi" w:eastAsia="Times New Roman" w:hAnsiTheme="majorBidi" w:cstheme="majorBidi"/>
+          <w:color w:val="101010"/>
+          <w:sz w:val="32"/>
+          <w:szCs w:val="32"/>
+          <w:lang w:eastAsia="fr-FR"/>
+        </w:rPr>
+        <w:t>2026!</w:t>
+      </w:r>
+      <w:proofErr w:type="gramEnd"/>
+    </w:p>
+    <w:p>
+      <w:pPr>
+        <w:spacing w:after="0" w:line="240" w:lineRule="auto"/>
+        <w:rPr>
+          <w:rFonts w:asciiTheme="majorBidi" w:eastAsia="Times New Roman" w:hAnsiTheme="majorBidi" w:cstheme="majorBidi"/>
+          <w:color w:val="101010"/>
+          <w:sz w:val="32"/>
+          <w:szCs w:val="32"/>
+          <w:lang w:eastAsia="fr-FR"/>
+        </w:rPr>
+      </w:pPr>
+      <w:r>
+        <w:rPr>
+          <w:rFonts w:asciiTheme="majorBidi" w:eastAsia="Times New Roman" w:hAnsiTheme="majorBidi" w:cstheme="majorBidi"/>
+          <w:color w:val="101010"/>
+          <w:sz w:val="32"/>
+          <w:szCs w:val="32"/>
+          <w:lang w:eastAsia="fr-FR"/>
+        </w:rPr>
+        <w:pict>
+          <v:rect id="_x0000_i1026" style="width:454.8pt;height:.75pt" o:hrpct="0" o:hralign="center" o:hrstd="t" o:hr="t" fillcolor="#a0a0a0" stroked="f"/>
+        </w:pict>
+      </w:r>
+    </w:p>
+    <w:p>
+      <w:pPr>
+        <w:shd w:val="clear" w:color="auto" w:fill="F9F9F9"/>
+        <w:spacing w:before="100" w:beforeAutospacing="1" w:after="100" w:afterAutospacing="1" w:line="240" w:lineRule="auto"/>
+        <w:outlineLvl w:val="2"/>
+        <w:rPr>
+          <w:rFonts w:asciiTheme="majorBidi" w:eastAsia="Times New Roman" w:hAnsiTheme="majorBidi" w:cstheme="majorBidi"/>
+          <w:color w:val="101010"/>
+          <w:sz w:val="32"/>
+          <w:szCs w:val="32"/>
+          <w:lang w:eastAsia="fr-FR"/>
+        </w:rPr>
+      </w:pPr>
+      <w:r>
+        <w:rPr>
+          <w:rFonts w:asciiTheme="majorBidi" w:eastAsia="Times New Roman" w:hAnsiTheme="majorBidi" w:cstheme="majorBidi"/>
+          <w:color w:val="101010"/>
+          <w:sz w:val="32"/>
+          <w:szCs w:val="32"/>
+          <w:lang w:eastAsia="fr-FR"/>
+        </w:rPr>
+        <w:t>Ce qui a changé :</w:t>
+      </w:r>
+    </w:p>
+    <w:p>
+      <w:pPr>
+        <w:numPr>
+          <w:ilvl w:val="0"/>
+          <w:numId w:val="38"/>
+        </w:numPr>
+        <w:shd w:val="clear" w:color="auto" w:fill="F9F9F9"/>
+        <w:spacing w:after="0" w:line="240" w:lineRule="auto"/>
+        <w:ind w:left="0"/>
+        <w:rPr>
+          <w:rFonts w:asciiTheme="majorBidi" w:eastAsia="Times New Roman" w:hAnsiTheme="majorBidi" w:cstheme="majorBidi"/>
+          <w:color w:val="101010"/>
+          <w:sz w:val="32"/>
+          <w:szCs w:val="32"/>
+          <w:lang w:eastAsia="fr-FR"/>
+        </w:rPr>
+      </w:pPr>
+      <w:r>
+        <w:rPr>
+          <w:rFonts w:asciiTheme="majorBidi" w:eastAsia="Times New Roman" w:hAnsiTheme="majorBidi" w:cstheme="majorBidi"/>
+          <w:color w:val="101010"/>
+          <w:sz w:val="32"/>
+          <w:szCs w:val="32"/>
+          <w:lang w:eastAsia="fr-FR"/>
+        </w:rPr>
+        <w:t>Sécurité renforcée : L'ancien mot de passe (admin) ne fonctionne plus. Aucun client ne pourra deviner ce nouveau mot de passe complexe avec majuscules, minuscules, chiffres et caractères spéciaux.</w:t>
+      </w:r>
+    </w:p>
+    <w:p>
+      <w:pPr>
+        <w:numPr>
+          <w:ilvl w:val="0"/>
+          <w:numId w:val="38"/>
+        </w:numPr>
+        <w:shd w:val="clear" w:color="auto" w:fill="F9F9F9"/>
+        <w:spacing w:after="0" w:line="240" w:lineRule="auto"/>
+        <w:ind w:left="0"/>
+        <w:rPr>
+          <w:rFonts w:asciiTheme="majorBidi" w:eastAsia="Times New Roman" w:hAnsiTheme="majorBidi" w:cstheme="majorBidi"/>
+          <w:color w:val="101010"/>
+          <w:sz w:val="32"/>
+          <w:szCs w:val="32"/>
+          <w:lang w:eastAsia="fr-FR"/>
+        </w:rPr>
+      </w:pPr>
+      <w:r>
+        <w:rPr>
+          <w:rFonts w:asciiTheme="majorBidi" w:eastAsia="Times New Roman" w:hAnsiTheme="majorBidi" w:cstheme="majorBidi"/>
+          <w:color w:val="101010"/>
+          <w:sz w:val="32"/>
+          <w:szCs w:val="32"/>
+          <w:lang w:eastAsia="fr-FR"/>
+        </w:rPr>
+        <w:t>Session longue durée (7 jours) : Une fois connecté sur votre téléphone, votre session restera active pendant 7 jours pour que vous n'ayez pas besoin de le retaper à chaque fois.</w:t>
+      </w:r>
+    </w:p>
+    <w:p>
+      <w:pPr>
+        <w:shd w:val="clear" w:color="auto" w:fill="F9F9F9"/>
+        <w:spacing w:after="0" w:line="240" w:lineRule="auto"/>
+        <w:rPr>
+          <w:rFonts w:asciiTheme="majorBidi" w:eastAsia="Times New Roman" w:hAnsiTheme="majorBidi" w:cstheme="majorBidi"/>
+          <w:color w:val="101010"/>
+          <w:sz w:val="32"/>
+          <w:szCs w:val="32"/>
+          <w:lang w:eastAsia="fr-FR"/>
+        </w:rPr>
+      </w:pPr>
+      <w:r>
+        <w:rPr>
+          <w:rFonts w:asciiTheme="majorBidi" w:eastAsia="Times New Roman" w:hAnsiTheme="majorBidi" w:cstheme="majorBidi"/>
+          <w:color w:val="101010"/>
+          <w:sz w:val="32"/>
+          <w:szCs w:val="32"/>
+          <w:lang w:eastAsia="fr-FR"/>
+        </w:rPr>
+        <w:t xml:space="preserve">La mise à jour est en ligne sur </w:t>
+      </w:r>
+      <w:proofErr w:type="spellStart"/>
+      <w:r>
+        <w:rPr>
+          <w:rFonts w:asciiTheme="majorBidi" w:eastAsia="Times New Roman" w:hAnsiTheme="majorBidi" w:cstheme="majorBidi"/>
+          <w:color w:val="101010"/>
+          <w:sz w:val="32"/>
+          <w:szCs w:val="32"/>
+          <w:lang w:eastAsia="fr-FR"/>
+        </w:rPr>
+        <w:t>Render</w:t>
+      </w:r>
+      <w:proofErr w:type="spellEnd"/>
+      <w:r>
+        <w:rPr>
+          <w:rFonts w:asciiTheme="majorBidi" w:eastAsia="Times New Roman" w:hAnsiTheme="majorBidi" w:cstheme="majorBidi"/>
+          <w:color w:val="101010"/>
+          <w:sz w:val="32"/>
+          <w:szCs w:val="32"/>
+          <w:lang w:eastAsia="fr-FR"/>
+        </w:rPr>
+        <w:t xml:space="preserve"> ! Vous pouvez vous connecter à l'Espace Pro avec votre nouveau mot de passe : ServiceGo@Pro</w:t>
+      </w:r>
+      <w:proofErr w:type="gramStart"/>
+      <w:r>
+        <w:rPr>
+          <w:rFonts w:asciiTheme="majorBidi" w:eastAsia="Times New Roman" w:hAnsiTheme="majorBidi" w:cstheme="majorBidi"/>
+          <w:color w:val="101010"/>
+          <w:sz w:val="32"/>
+          <w:szCs w:val="32"/>
+          <w:lang w:eastAsia="fr-FR"/>
+        </w:rPr>
+        <w:t>2026!</w:t>
+      </w:r>
+      <w:proofErr w:type="gramEnd"/>
+      <w:r>
+        <w:rPr>
+          <w:rFonts w:asciiTheme="majorBidi" w:eastAsia="Times New Roman" w:hAnsiTheme="majorBidi" w:cstheme="majorBidi"/>
+          <w:color w:val="101010"/>
+          <w:sz w:val="32"/>
+          <w:szCs w:val="32"/>
+          <w:lang w:eastAsia="fr-FR"/>
+        </w:rPr>
+        <w:t> </w:t>
+      </w:r>
+    </w:p>
+    <w:p>
+      <w:pPr>
+        <w:shd w:val="clear" w:color="auto" w:fill="F9F9F9"/>
+        <w:spacing w:after="0" w:line="240" w:lineRule="auto"/>
+        <w:rPr>
+          <w:rFonts w:asciiTheme="majorBidi" w:eastAsia="Times New Roman" w:hAnsiTheme="majorBidi" w:cstheme="majorBidi"/>
+          <w:color w:val="101010"/>
+          <w:sz w:val="32"/>
+          <w:szCs w:val="32"/>
+          <w:lang w:eastAsia="fr-FR"/>
+        </w:rPr>
+      </w:pPr>
+    </w:p>
+    <w:p>
+      <w:pPr>
+        <w:rPr>
+          <w:rFonts w:asciiTheme="majorBidi" w:hAnsiTheme="majorBidi" w:cstheme="majorBidi"/>
+          <w:sz w:val="32"/>
+          <w:szCs w:val="32"/>
+        </w:rPr>
+      </w:pPr>
       <w:bookmarkStart w:id="0" w:name="_GoBack"/>
       <w:bookmarkEnd w:id="0"/>
-    </w:p>
-    <w:p>
-      <w:pPr>
-        <w:rPr>
-          <w:rFonts w:asciiTheme="majorBidi" w:hAnsiTheme="majorBidi" w:cstheme="majorBidi"/>
-          <w:sz w:val="24"/>
-          <w:szCs w:val="24"/>
-        </w:rPr>
-      </w:pPr>
-    </w:p>
-    <w:p>
-      <w:pPr>
-        <w:rPr>
-          <w:rFonts w:asciiTheme="majorBidi" w:hAnsiTheme="majorBidi" w:cstheme="majorBidi"/>
-          <w:sz w:val="24"/>
-          <w:szCs w:val="24"/>
-        </w:rPr>
-      </w:pPr>
     </w:p>
     <w:sectPr>
       <w:pgSz w:w="11906" w:h="16838" w:code="9"/>
@@ -15909,6 +16408,155 @@
 <file path=word/numbering.xml><?xml version="1.0" encoding="utf-8"?>
 <w:numbering xmlns:wpc="http://schemas.microsoft.com/office/word/2010/wordprocessingCanvas" xmlns:cx="http://schemas.microsoft.com/office/drawing/2014/chartex" xmlns:mc="http://schemas.openxmlformats.org/markup-compatibility/2006" xmlns:o="urn:schemas-microsoft-com:office:office" xmlns:r="http://schemas.openxmlformats.org/officeDocument/2006/relationships" xmlns:m="http://schemas.openxmlformats.org/officeDocument/2006/math" xmlns:v="urn:schemas-microsoft-com:vml" xmlns:wp14="http://schemas.microsoft.com/office/word/2010/wordprocessingDrawing" xmlns:wp="http://schemas.openxmlformats.org/drawingml/2006/wordprocessingDrawing" xmlns:w10="urn:schemas-microsoft-com:office:word" xmlns:w="http://schemas.openxmlformats.org/wordprocessingml/2006/main" xmlns:w14="http://schemas.microsoft.com/office/word/2010/wordml" xmlns:w15="http://schemas.microsoft.com/office/word/2012/wordml" xmlns:w16se="http://schemas.microsoft.com/office/word/2015/wordml/symex" xmlns:wpg="http://schemas.microsoft.com/office/word/2010/wordprocessingGroup" xmlns:wpi="http://schemas.microsoft.com/office/word/2010/wordprocessingInk" xmlns:wne="http://schemas.microsoft.com/office/word/2006/wordml" xmlns:wps="http://schemas.microsoft.com/office/word/2010/wordprocessingShape" mc:Ignorable="w14 w15 w16se wp14">
   <w:abstractNum w:abstractNumId="0" w15:restartNumberingAfterBreak="0">
+    <w:nsid w:val="01A12239"/>
+    <w:multiLevelType w:val="multilevel"/>
+    <w:tmpl w:val="36C45044"/>
+    <w:lvl w:ilvl="0">
+      <w:start w:val="1"/>
+      <w:numFmt w:val="bullet"/>
+      <w:lvlText w:val=""/>
+      <w:lvlJc w:val="left"/>
+      <w:pPr>
+        <w:tabs>
+          <w:tab w:val="num" w:pos="720"/>
+        </w:tabs>
+        <w:ind w:left="720" w:hanging="360"/>
+      </w:pPr>
+      <w:rPr>
+        <w:rFonts w:ascii="Symbol" w:hAnsi="Symbol" w:hint="default"/>
+        <w:sz w:val="20"/>
+      </w:rPr>
+    </w:lvl>
+    <w:lvl w:ilvl="1" w:tentative="1">
+      <w:start w:val="1"/>
+      <w:numFmt w:val="bullet"/>
+      <w:lvlText w:val=""/>
+      <w:lvlJc w:val="left"/>
+      <w:pPr>
+        <w:tabs>
+          <w:tab w:val="num" w:pos="1440"/>
+        </w:tabs>
+        <w:ind w:left="1440" w:hanging="360"/>
+      </w:pPr>
+      <w:rPr>
+        <w:rFonts w:ascii="Symbol" w:hAnsi="Symbol" w:hint="default"/>
+        <w:sz w:val="20"/>
+      </w:rPr>
+    </w:lvl>
+    <w:lvl w:ilvl="2" w:tentative="1">
+      <w:start w:val="1"/>
+      <w:numFmt w:val="bullet"/>
+      <w:lvlText w:val=""/>
+      <w:lvlJc w:val="left"/>
+      <w:pPr>
+        <w:tabs>
+          <w:tab w:val="num" w:pos="2160"/>
+        </w:tabs>
+        <w:ind w:left="2160" w:hanging="360"/>
+      </w:pPr>
+      <w:rPr>
+        <w:rFonts w:ascii="Symbol" w:hAnsi="Symbol" w:hint="default"/>
+        <w:sz w:val="20"/>
+      </w:rPr>
+    </w:lvl>
+    <w:lvl w:ilvl="3" w:tentative="1">
+      <w:start w:val="1"/>
+      <w:numFmt w:val="bullet"/>
+      <w:lvlText w:val=""/>
+      <w:lvlJc w:val="left"/>
+      <w:pPr>
+        <w:tabs>
+          <w:tab w:val="num" w:pos="2880"/>
+        </w:tabs>
+        <w:ind w:left="2880" w:hanging="360"/>
+      </w:pPr>
+      <w:rPr>
+        <w:rFonts w:ascii="Symbol" w:hAnsi="Symbol" w:hint="default"/>
+        <w:sz w:val="20"/>
+      </w:rPr>
+    </w:lvl>
+    <w:lvl w:ilvl="4" w:tentative="1">
+      <w:start w:val="1"/>
+      <w:numFmt w:val="bullet"/>
+      <w:lvlText w:val=""/>
+      <w:lvlJc w:val="left"/>
+      <w:pPr>
+        <w:tabs>
+          <w:tab w:val="num" w:pos="3600"/>
+        </w:tabs>
+        <w:ind w:left="3600" w:hanging="360"/>
+      </w:pPr>
+      <w:rPr>
+        <w:rFonts w:ascii="Symbol" w:hAnsi="Symbol" w:hint="default"/>
+        <w:sz w:val="20"/>
+      </w:rPr>
+    </w:lvl>
+    <w:lvl w:ilvl="5" w:tentative="1">
+      <w:start w:val="1"/>
+      <w:numFmt w:val="bullet"/>
+      <w:lvlText w:val=""/>
+      <w:lvlJc w:val="left"/>
+      <w:pPr>
+        <w:tabs>
+          <w:tab w:val="num" w:pos="4320"/>
+        </w:tabs>
+        <w:ind w:left="4320" w:hanging="360"/>
+      </w:pPr>
+      <w:rPr>
+        <w:rFonts w:ascii="Symbol" w:hAnsi="Symbol" w:hint="default"/>
+        <w:sz w:val="20"/>
+      </w:rPr>
+    </w:lvl>
+    <w:lvl w:ilvl="6" w:tentative="1">
+      <w:start w:val="1"/>
+      <w:numFmt w:val="bullet"/>
+      <w:lvlText w:val=""/>
+      <w:lvlJc w:val="left"/>
+      <w:pPr>
+        <w:tabs>
+          <w:tab w:val="num" w:pos="5040"/>
+        </w:tabs>
+        <w:ind w:left="5040" w:hanging="360"/>
+      </w:pPr>
+      <w:rPr>
+        <w:rFonts w:ascii="Symbol" w:hAnsi="Symbol" w:hint="default"/>
+        <w:sz w:val="20"/>
+      </w:rPr>
+    </w:lvl>
+    <w:lvl w:ilvl="7" w:tentative="1">
+      <w:start w:val="1"/>
+      <w:numFmt w:val="bullet"/>
+      <w:lvlText w:val=""/>
+      <w:lvlJc w:val="left"/>
+      <w:pPr>
+        <w:tabs>
+          <w:tab w:val="num" w:pos="5760"/>
+        </w:tabs>
+        <w:ind w:left="5760" w:hanging="360"/>
+      </w:pPr>
+      <w:rPr>
+        <w:rFonts w:ascii="Symbol" w:hAnsi="Symbol" w:hint="default"/>
+        <w:sz w:val="20"/>
+      </w:rPr>
+    </w:lvl>
+    <w:lvl w:ilvl="8" w:tentative="1">
+      <w:start w:val="1"/>
+      <w:numFmt w:val="bullet"/>
+      <w:lvlText w:val=""/>
+      <w:lvlJc w:val="left"/>
+      <w:pPr>
+        <w:tabs>
+          <w:tab w:val="num" w:pos="6480"/>
+        </w:tabs>
+        <w:ind w:left="6480" w:hanging="360"/>
+      </w:pPr>
+      <w:rPr>
+        <w:rFonts w:ascii="Symbol" w:hAnsi="Symbol" w:hint="default"/>
+        <w:sz w:val="20"/>
+      </w:rPr>
+    </w:lvl>
+  </w:abstractNum>
+  <w:abstractNum w:abstractNumId="1" w15:restartNumberingAfterBreak="0">
     <w:nsid w:val="02B7614E"/>
     <w:multiLevelType w:val="multilevel"/>
     <w:tmpl w:val="805241AE"/>
@@ -16021,7 +16669,7 @@
       </w:pPr>
     </w:lvl>
   </w:abstractNum>
-  <w:abstractNum w:abstractNumId="1" w15:restartNumberingAfterBreak="0">
+  <w:abstractNum w:abstractNumId="2" w15:restartNumberingAfterBreak="0">
     <w:nsid w:val="07C30586"/>
     <w:multiLevelType w:val="multilevel"/>
     <w:tmpl w:val="2804AFEA"/>
@@ -16134,7 +16782,7 @@
       </w:pPr>
     </w:lvl>
   </w:abstractNum>
-  <w:abstractNum w:abstractNumId="2" w15:restartNumberingAfterBreak="0">
+  <w:abstractNum w:abstractNumId="3" w15:restartNumberingAfterBreak="0">
     <w:nsid w:val="09A37527"/>
     <w:multiLevelType w:val="multilevel"/>
     <w:tmpl w:val="77CEB33C"/>
@@ -16283,7 +16931,7 @@
       </w:rPr>
     </w:lvl>
   </w:abstractNum>
-  <w:abstractNum w:abstractNumId="3" w15:restartNumberingAfterBreak="0">
+  <w:abstractNum w:abstractNumId="4" w15:restartNumberingAfterBreak="0">
     <w:nsid w:val="0ABC10F1"/>
     <w:multiLevelType w:val="multilevel"/>
     <w:tmpl w:val="5D748474"/>
@@ -16404,7 +17052,120 @@
       </w:pPr>
     </w:lvl>
   </w:abstractNum>
-  <w:abstractNum w:abstractNumId="4" w15:restartNumberingAfterBreak="0">
+  <w:abstractNum w:abstractNumId="5" w15:restartNumberingAfterBreak="0">
+    <w:nsid w:val="10FF44E7"/>
+    <w:multiLevelType w:val="multilevel"/>
+    <w:tmpl w:val="333CE1BC"/>
+    <w:lvl w:ilvl="0">
+      <w:start w:val="1"/>
+      <w:numFmt w:val="decimal"/>
+      <w:lvlText w:val="%1."/>
+      <w:lvlJc w:val="left"/>
+      <w:pPr>
+        <w:tabs>
+          <w:tab w:val="num" w:pos="720"/>
+        </w:tabs>
+        <w:ind w:left="720" w:hanging="360"/>
+      </w:pPr>
+    </w:lvl>
+    <w:lvl w:ilvl="1" w:tentative="1">
+      <w:start w:val="1"/>
+      <w:numFmt w:val="decimal"/>
+      <w:lvlText w:val="%2."/>
+      <w:lvlJc w:val="left"/>
+      <w:pPr>
+        <w:tabs>
+          <w:tab w:val="num" w:pos="1440"/>
+        </w:tabs>
+        <w:ind w:left="1440" w:hanging="360"/>
+      </w:pPr>
+    </w:lvl>
+    <w:lvl w:ilvl="2" w:tentative="1">
+      <w:start w:val="1"/>
+      <w:numFmt w:val="decimal"/>
+      <w:lvlText w:val="%3."/>
+      <w:lvlJc w:val="left"/>
+      <w:pPr>
+        <w:tabs>
+          <w:tab w:val="num" w:pos="2160"/>
+        </w:tabs>
+        <w:ind w:left="2160" w:hanging="360"/>
+      </w:pPr>
+    </w:lvl>
+    <w:lvl w:ilvl="3" w:tentative="1">
+      <w:start w:val="1"/>
+      <w:numFmt w:val="decimal"/>
+      <w:lvlText w:val="%4."/>
+      <w:lvlJc w:val="left"/>
+      <w:pPr>
+        <w:tabs>
+          <w:tab w:val="num" w:pos="2880"/>
+        </w:tabs>
+        <w:ind w:left="2880" w:hanging="360"/>
+      </w:pPr>
+    </w:lvl>
+    <w:lvl w:ilvl="4" w:tentative="1">
+      <w:start w:val="1"/>
+      <w:numFmt w:val="decimal"/>
+      <w:lvlText w:val="%5."/>
+      <w:lvlJc w:val="left"/>
+      <w:pPr>
+        <w:tabs>
+          <w:tab w:val="num" w:pos="3600"/>
+        </w:tabs>
+        <w:ind w:left="3600" w:hanging="360"/>
+      </w:pPr>
+    </w:lvl>
+    <w:lvl w:ilvl="5" w:tentative="1">
+      <w:start w:val="1"/>
+      <w:numFmt w:val="decimal"/>
+      <w:lvlText w:val="%6."/>
+      <w:lvlJc w:val="left"/>
+      <w:pPr>
+        <w:tabs>
+          <w:tab w:val="num" w:pos="4320"/>
+        </w:tabs>
+        <w:ind w:left="4320" w:hanging="360"/>
+      </w:pPr>
+    </w:lvl>
+    <w:lvl w:ilvl="6" w:tentative="1">
+      <w:start w:val="1"/>
+      <w:numFmt w:val="decimal"/>
+      <w:lvlText w:val="%7."/>
+      <w:lvlJc w:val="left"/>
+      <w:pPr>
+        <w:tabs>
+          <w:tab w:val="num" w:pos="5040"/>
+        </w:tabs>
+        <w:ind w:left="5040" w:hanging="360"/>
+      </w:pPr>
+    </w:lvl>
+    <w:lvl w:ilvl="7" w:tentative="1">
+      <w:start w:val="1"/>
+      <w:numFmt w:val="decimal"/>
+      <w:lvlText w:val="%8."/>
+      <w:lvlJc w:val="left"/>
+      <w:pPr>
+        <w:tabs>
+          <w:tab w:val="num" w:pos="5760"/>
+        </w:tabs>
+        <w:ind w:left="5760" w:hanging="360"/>
+      </w:pPr>
+    </w:lvl>
+    <w:lvl w:ilvl="8" w:tentative="1">
+      <w:start w:val="1"/>
+      <w:numFmt w:val="decimal"/>
+      <w:lvlText w:val="%9."/>
+      <w:lvlJc w:val="left"/>
+      <w:pPr>
+        <w:tabs>
+          <w:tab w:val="num" w:pos="6480"/>
+        </w:tabs>
+        <w:ind w:left="6480" w:hanging="360"/>
+      </w:pPr>
+    </w:lvl>
+  </w:abstractNum>
+  <w:abstractNum w:abstractNumId="6" w15:restartNumberingAfterBreak="0">
     <w:nsid w:val="120152D5"/>
     <w:multiLevelType w:val="multilevel"/>
     <w:tmpl w:val="EAD6AC4E"/>
@@ -16517,7 +17278,7 @@
       </w:pPr>
     </w:lvl>
   </w:abstractNum>
-  <w:abstractNum w:abstractNumId="5" w15:restartNumberingAfterBreak="0">
+  <w:abstractNum w:abstractNumId="7" w15:restartNumberingAfterBreak="0">
     <w:nsid w:val="123C32E8"/>
     <w:multiLevelType w:val="multilevel"/>
     <w:tmpl w:val="7616BAF6"/>
@@ -16630,7 +17391,7 @@
       </w:pPr>
     </w:lvl>
   </w:abstractNum>
-  <w:abstractNum w:abstractNumId="6" w15:restartNumberingAfterBreak="0">
+  <w:abstractNum w:abstractNumId="8" w15:restartNumberingAfterBreak="0">
     <w:nsid w:val="150B7B1F"/>
     <w:multiLevelType w:val="multilevel"/>
     <w:tmpl w:val="2C4CDEB6"/>
@@ -16743,7 +17504,7 @@
       </w:pPr>
     </w:lvl>
   </w:abstractNum>
-  <w:abstractNum w:abstractNumId="7" w15:restartNumberingAfterBreak="0">
+  <w:abstractNum w:abstractNumId="9" w15:restartNumberingAfterBreak="0">
     <w:nsid w:val="1A7F3071"/>
     <w:multiLevelType w:val="multilevel"/>
     <w:tmpl w:val="4B94DCA0"/>
@@ -16856,7 +17617,7 @@
       </w:pPr>
     </w:lvl>
   </w:abstractNum>
-  <w:abstractNum w:abstractNumId="8" w15:restartNumberingAfterBreak="0">
+  <w:abstractNum w:abstractNumId="10" w15:restartNumberingAfterBreak="0">
     <w:nsid w:val="1C645F4A"/>
     <w:multiLevelType w:val="multilevel"/>
     <w:tmpl w:val="B130F956"/>
@@ -16969,7 +17730,7 @@
       </w:pPr>
     </w:lvl>
   </w:abstractNum>
-  <w:abstractNum w:abstractNumId="9" w15:restartNumberingAfterBreak="0">
+  <w:abstractNum w:abstractNumId="11" w15:restartNumberingAfterBreak="0">
     <w:nsid w:val="1CD66C34"/>
     <w:multiLevelType w:val="multilevel"/>
     <w:tmpl w:val="86969966"/>
@@ -17118,7 +17879,7 @@
       </w:rPr>
     </w:lvl>
   </w:abstractNum>
-  <w:abstractNum w:abstractNumId="10" w15:restartNumberingAfterBreak="0">
+  <w:abstractNum w:abstractNumId="12" w15:restartNumberingAfterBreak="0">
     <w:nsid w:val="23082BAF"/>
     <w:multiLevelType w:val="multilevel"/>
     <w:tmpl w:val="0744182A"/>
@@ -17231,7 +17992,7 @@
       </w:pPr>
     </w:lvl>
   </w:abstractNum>
-  <w:abstractNum w:abstractNumId="11" w15:restartNumberingAfterBreak="0">
+  <w:abstractNum w:abstractNumId="13" w15:restartNumberingAfterBreak="0">
     <w:nsid w:val="255D163E"/>
     <w:multiLevelType w:val="multilevel"/>
     <w:tmpl w:val="09100952"/>
@@ -17380,7 +18141,120 @@
       </w:rPr>
     </w:lvl>
   </w:abstractNum>
-  <w:abstractNum w:abstractNumId="12" w15:restartNumberingAfterBreak="0">
+  <w:abstractNum w:abstractNumId="14" w15:restartNumberingAfterBreak="0">
+    <w:nsid w:val="25F5637F"/>
+    <w:multiLevelType w:val="multilevel"/>
+    <w:tmpl w:val="AFE0AC72"/>
+    <w:lvl w:ilvl="0">
+      <w:start w:val="1"/>
+      <w:numFmt w:val="decimal"/>
+      <w:lvlText w:val="%1."/>
+      <w:lvlJc w:val="left"/>
+      <w:pPr>
+        <w:tabs>
+          <w:tab w:val="num" w:pos="720"/>
+        </w:tabs>
+        <w:ind w:left="720" w:hanging="360"/>
+      </w:pPr>
+    </w:lvl>
+    <w:lvl w:ilvl="1" w:tentative="1">
+      <w:start w:val="1"/>
+      <w:numFmt w:val="decimal"/>
+      <w:lvlText w:val="%2."/>
+      <w:lvlJc w:val="left"/>
+      <w:pPr>
+        <w:tabs>
+          <w:tab w:val="num" w:pos="1440"/>
+        </w:tabs>
+        <w:ind w:left="1440" w:hanging="360"/>
+      </w:pPr>
+    </w:lvl>
+    <w:lvl w:ilvl="2" w:tentative="1">
+      <w:start w:val="1"/>
+      <w:numFmt w:val="decimal"/>
+      <w:lvlText w:val="%3."/>
+      <w:lvlJc w:val="left"/>
+      <w:pPr>
+        <w:tabs>
+          <w:tab w:val="num" w:pos="2160"/>
+        </w:tabs>
+        <w:ind w:left="2160" w:hanging="360"/>
+      </w:pPr>
+    </w:lvl>
+    <w:lvl w:ilvl="3" w:tentative="1">
+      <w:start w:val="1"/>
+      <w:numFmt w:val="decimal"/>
+      <w:lvlText w:val="%4."/>
+      <w:lvlJc w:val="left"/>
+      <w:pPr>
+        <w:tabs>
+          <w:tab w:val="num" w:pos="2880"/>
+        </w:tabs>
+        <w:ind w:left="2880" w:hanging="360"/>
+      </w:pPr>
+    </w:lvl>
+    <w:lvl w:ilvl="4" w:tentative="1">
+      <w:start w:val="1"/>
+      <w:numFmt w:val="decimal"/>
+      <w:lvlText w:val="%5."/>
+      <w:lvlJc w:val="left"/>
+      <w:pPr>
+        <w:tabs>
+          <w:tab w:val="num" w:pos="3600"/>
+        </w:tabs>
+        <w:ind w:left="3600" w:hanging="360"/>
+      </w:pPr>
+    </w:lvl>
+    <w:lvl w:ilvl="5" w:tentative="1">
+      <w:start w:val="1"/>
+      <w:numFmt w:val="decimal"/>
+      <w:lvlText w:val="%6."/>
+      <w:lvlJc w:val="left"/>
+      <w:pPr>
+        <w:tabs>
+          <w:tab w:val="num" w:pos="4320"/>
+        </w:tabs>
+        <w:ind w:left="4320" w:hanging="360"/>
+      </w:pPr>
+    </w:lvl>
+    <w:lvl w:ilvl="6" w:tentative="1">
+      <w:start w:val="1"/>
+      <w:numFmt w:val="decimal"/>
+      <w:lvlText w:val="%7."/>
+      <w:lvlJc w:val="left"/>
+      <w:pPr>
+        <w:tabs>
+          <w:tab w:val="num" w:pos="5040"/>
+        </w:tabs>
+        <w:ind w:left="5040" w:hanging="360"/>
+      </w:pPr>
+    </w:lvl>
+    <w:lvl w:ilvl="7" w:tentative="1">
+      <w:start w:val="1"/>
+      <w:numFmt w:val="decimal"/>
+      <w:lvlText w:val="%8."/>
+      <w:lvlJc w:val="left"/>
+      <w:pPr>
+        <w:tabs>
+          <w:tab w:val="num" w:pos="5760"/>
+        </w:tabs>
+        <w:ind w:left="5760" w:hanging="360"/>
+      </w:pPr>
+    </w:lvl>
+    <w:lvl w:ilvl="8" w:tentative="1">
+      <w:start w:val="1"/>
+      <w:numFmt w:val="decimal"/>
+      <w:lvlText w:val="%9."/>
+      <w:lvlJc w:val="left"/>
+      <w:pPr>
+        <w:tabs>
+          <w:tab w:val="num" w:pos="6480"/>
+        </w:tabs>
+        <w:ind w:left="6480" w:hanging="360"/>
+      </w:pPr>
+    </w:lvl>
+  </w:abstractNum>
+  <w:abstractNum w:abstractNumId="15" w15:restartNumberingAfterBreak="0">
     <w:nsid w:val="30237355"/>
     <w:multiLevelType w:val="multilevel"/>
     <w:tmpl w:val="C3C00F0E"/>
@@ -17529,7 +18403,7 @@
       </w:rPr>
     </w:lvl>
   </w:abstractNum>
-  <w:abstractNum w:abstractNumId="13" w15:restartNumberingAfterBreak="0">
+  <w:abstractNum w:abstractNumId="16" w15:restartNumberingAfterBreak="0">
     <w:nsid w:val="30434474"/>
     <w:multiLevelType w:val="multilevel"/>
     <w:tmpl w:val="D35E6898"/>
@@ -17678,7 +18552,7 @@
       </w:rPr>
     </w:lvl>
   </w:abstractNum>
-  <w:abstractNum w:abstractNumId="14" w15:restartNumberingAfterBreak="0">
+  <w:abstractNum w:abstractNumId="17" w15:restartNumberingAfterBreak="0">
     <w:nsid w:val="30D465EC"/>
     <w:multiLevelType w:val="multilevel"/>
     <w:tmpl w:val="96023E28"/>
@@ -17791,7 +18665,7 @@
       </w:pPr>
     </w:lvl>
   </w:abstractNum>
-  <w:abstractNum w:abstractNumId="15" w15:restartNumberingAfterBreak="0">
+  <w:abstractNum w:abstractNumId="18" w15:restartNumberingAfterBreak="0">
     <w:nsid w:val="336A28FD"/>
     <w:multiLevelType w:val="multilevel"/>
     <w:tmpl w:val="739A6E1C"/>
@@ -17908,7 +18782,7 @@
       </w:pPr>
     </w:lvl>
   </w:abstractNum>
-  <w:abstractNum w:abstractNumId="16" w15:restartNumberingAfterBreak="0">
+  <w:abstractNum w:abstractNumId="19" w15:restartNumberingAfterBreak="0">
     <w:nsid w:val="36AB793B"/>
     <w:multiLevelType w:val="multilevel"/>
     <w:tmpl w:val="58BA525C"/>
@@ -18021,7 +18895,7 @@
       </w:pPr>
     </w:lvl>
   </w:abstractNum>
-  <w:abstractNum w:abstractNumId="17" w15:restartNumberingAfterBreak="0">
+  <w:abstractNum w:abstractNumId="20" w15:restartNumberingAfterBreak="0">
     <w:nsid w:val="37876C1B"/>
     <w:multiLevelType w:val="multilevel"/>
     <w:tmpl w:val="155A88A4"/>
@@ -18170,7 +19044,7 @@
       </w:rPr>
     </w:lvl>
   </w:abstractNum>
-  <w:abstractNum w:abstractNumId="18" w15:restartNumberingAfterBreak="0">
+  <w:abstractNum w:abstractNumId="21" w15:restartNumberingAfterBreak="0">
     <w:nsid w:val="3E174719"/>
     <w:multiLevelType w:val="multilevel"/>
     <w:tmpl w:val="8B6ACB7C"/>
@@ -18319,7 +19193,7 @@
       </w:rPr>
     </w:lvl>
   </w:abstractNum>
-  <w:abstractNum w:abstractNumId="19" w15:restartNumberingAfterBreak="0">
+  <w:abstractNum w:abstractNumId="22" w15:restartNumberingAfterBreak="0">
     <w:nsid w:val="3FBF4554"/>
     <w:multiLevelType w:val="multilevel"/>
     <w:tmpl w:val="CB421628"/>
@@ -18432,7 +19306,7 @@
       </w:pPr>
     </w:lvl>
   </w:abstractNum>
-  <w:abstractNum w:abstractNumId="20" w15:restartNumberingAfterBreak="0">
+  <w:abstractNum w:abstractNumId="23" w15:restartNumberingAfterBreak="0">
     <w:nsid w:val="41255EDF"/>
     <w:multiLevelType w:val="multilevel"/>
     <w:tmpl w:val="D51633B0"/>
@@ -18581,7 +19455,7 @@
       </w:rPr>
     </w:lvl>
   </w:abstractNum>
-  <w:abstractNum w:abstractNumId="21" w15:restartNumberingAfterBreak="0">
+  <w:abstractNum w:abstractNumId="24" w15:restartNumberingAfterBreak="0">
     <w:nsid w:val="50592E68"/>
     <w:multiLevelType w:val="multilevel"/>
     <w:tmpl w:val="FC96CB4C"/>
@@ -18694,7 +19568,7 @@
       </w:pPr>
     </w:lvl>
   </w:abstractNum>
-  <w:abstractNum w:abstractNumId="22" w15:restartNumberingAfterBreak="0">
+  <w:abstractNum w:abstractNumId="25" w15:restartNumberingAfterBreak="0">
     <w:nsid w:val="56F716FF"/>
     <w:multiLevelType w:val="multilevel"/>
     <w:tmpl w:val="C4FE0146"/>
@@ -18843,7 +19717,7 @@
       </w:rPr>
     </w:lvl>
   </w:abstractNum>
-  <w:abstractNum w:abstractNumId="23" w15:restartNumberingAfterBreak="0">
+  <w:abstractNum w:abstractNumId="26" w15:restartNumberingAfterBreak="0">
     <w:nsid w:val="58A74BAC"/>
     <w:multiLevelType w:val="multilevel"/>
     <w:tmpl w:val="A0E02532"/>
@@ -18956,7 +19830,7 @@
       </w:pPr>
     </w:lvl>
   </w:abstractNum>
-  <w:abstractNum w:abstractNumId="24" w15:restartNumberingAfterBreak="0">
+  <w:abstractNum w:abstractNumId="27" w15:restartNumberingAfterBreak="0">
     <w:nsid w:val="58C07C39"/>
     <w:multiLevelType w:val="multilevel"/>
     <w:tmpl w:val="F0302736"/>
@@ -19105,7 +19979,7 @@
       </w:rPr>
     </w:lvl>
   </w:abstractNum>
-  <w:abstractNum w:abstractNumId="25" w15:restartNumberingAfterBreak="0">
+  <w:abstractNum w:abstractNumId="28" w15:restartNumberingAfterBreak="0">
     <w:nsid w:val="5A6644F2"/>
     <w:multiLevelType w:val="multilevel"/>
     <w:tmpl w:val="747AD70C"/>
@@ -19218,7 +20092,7 @@
       </w:pPr>
     </w:lvl>
   </w:abstractNum>
-  <w:abstractNum w:abstractNumId="26" w15:restartNumberingAfterBreak="0">
+  <w:abstractNum w:abstractNumId="29" w15:restartNumberingAfterBreak="0">
     <w:nsid w:val="61292230"/>
     <w:multiLevelType w:val="multilevel"/>
     <w:tmpl w:val="6AD610F0"/>
@@ -19335,7 +20209,7 @@
       </w:pPr>
     </w:lvl>
   </w:abstractNum>
-  <w:abstractNum w:abstractNumId="27" w15:restartNumberingAfterBreak="0">
+  <w:abstractNum w:abstractNumId="30" w15:restartNumberingAfterBreak="0">
     <w:nsid w:val="62A76490"/>
     <w:multiLevelType w:val="multilevel"/>
     <w:tmpl w:val="4F1C5316"/>
@@ -19452,7 +20326,7 @@
       </w:pPr>
     </w:lvl>
   </w:abstractNum>
-  <w:abstractNum w:abstractNumId="28" w15:restartNumberingAfterBreak="0">
+  <w:abstractNum w:abstractNumId="31" w15:restartNumberingAfterBreak="0">
     <w:nsid w:val="63573F96"/>
     <w:multiLevelType w:val="multilevel"/>
     <w:tmpl w:val="2CB21D70"/>
@@ -19601,7 +20475,7 @@
       </w:rPr>
     </w:lvl>
   </w:abstractNum>
-  <w:abstractNum w:abstractNumId="29" w15:restartNumberingAfterBreak="0">
+  <w:abstractNum w:abstractNumId="32" w15:restartNumberingAfterBreak="0">
     <w:nsid w:val="63C26785"/>
     <w:multiLevelType w:val="multilevel"/>
     <w:tmpl w:val="6818FAC8"/>
@@ -19714,7 +20588,7 @@
       </w:pPr>
     </w:lvl>
   </w:abstractNum>
-  <w:abstractNum w:abstractNumId="30" w15:restartNumberingAfterBreak="0">
+  <w:abstractNum w:abstractNumId="33" w15:restartNumberingAfterBreak="0">
     <w:nsid w:val="6BB13E57"/>
     <w:multiLevelType w:val="multilevel"/>
     <w:tmpl w:val="947E31F6"/>
@@ -19863,7 +20737,7 @@
       </w:rPr>
     </w:lvl>
   </w:abstractNum>
-  <w:abstractNum w:abstractNumId="31" w15:restartNumberingAfterBreak="0">
+  <w:abstractNum w:abstractNumId="34" w15:restartNumberingAfterBreak="0">
     <w:nsid w:val="6D64703A"/>
     <w:multiLevelType w:val="multilevel"/>
     <w:tmpl w:val="4A8A1276"/>
@@ -19976,7 +20850,7 @@
       </w:pPr>
     </w:lvl>
   </w:abstractNum>
-  <w:abstractNum w:abstractNumId="32" w15:restartNumberingAfterBreak="0">
+  <w:abstractNum w:abstractNumId="35" w15:restartNumberingAfterBreak="0">
     <w:nsid w:val="6D906C01"/>
     <w:multiLevelType w:val="multilevel"/>
     <w:tmpl w:val="4DF63D4A"/>
@@ -20125,7 +20999,7 @@
       </w:rPr>
     </w:lvl>
   </w:abstractNum>
-  <w:abstractNum w:abstractNumId="33" w15:restartNumberingAfterBreak="0">
+  <w:abstractNum w:abstractNumId="36" w15:restartNumberingAfterBreak="0">
     <w:nsid w:val="71E65246"/>
     <w:multiLevelType w:val="multilevel"/>
     <w:tmpl w:val="F9944F54"/>
@@ -20274,7 +21148,7 @@
       </w:rPr>
     </w:lvl>
   </w:abstractNum>
-  <w:abstractNum w:abstractNumId="34" w15:restartNumberingAfterBreak="0">
+  <w:abstractNum w:abstractNumId="37" w15:restartNumberingAfterBreak="0">
     <w:nsid w:val="75FC1139"/>
     <w:multiLevelType w:val="multilevel"/>
     <w:tmpl w:val="CC5A3DA6"/>
@@ -20424,109 +21298,118 @@
     </w:lvl>
   </w:abstractNum>
   <w:num w:numId="1">
+    <w:abstractNumId w:val="26"/>
+  </w:num>
+  <w:num w:numId="2">
+    <w:abstractNumId w:val="19"/>
+  </w:num>
+  <w:num w:numId="3">
+    <w:abstractNumId w:val="36"/>
+  </w:num>
+  <w:num w:numId="4">
+    <w:abstractNumId w:val="29"/>
+  </w:num>
+  <w:num w:numId="5">
+    <w:abstractNumId w:val="13"/>
+  </w:num>
+  <w:num w:numId="6">
+    <w:abstractNumId w:val="30"/>
+  </w:num>
+  <w:num w:numId="7">
+    <w:abstractNumId w:val="31"/>
+  </w:num>
+  <w:num w:numId="8">
+    <w:abstractNumId w:val="34"/>
+  </w:num>
+  <w:num w:numId="9">
+    <w:abstractNumId w:val="8"/>
+  </w:num>
+  <w:num w:numId="10">
+    <w:abstractNumId w:val="9"/>
+  </w:num>
+  <w:num w:numId="11">
+    <w:abstractNumId w:val="27"/>
+  </w:num>
+  <w:num w:numId="12">
+    <w:abstractNumId w:val="32"/>
+  </w:num>
+  <w:num w:numId="13">
     <w:abstractNumId w:val="23"/>
   </w:num>
-  <w:num w:numId="2">
+  <w:num w:numId="14">
     <w:abstractNumId w:val="16"/>
   </w:num>
-  <w:num w:numId="3">
+  <w:num w:numId="15">
+    <w:abstractNumId w:val="37"/>
+  </w:num>
+  <w:num w:numId="16">
+    <w:abstractNumId w:val="17"/>
+  </w:num>
+  <w:num w:numId="17">
+    <w:abstractNumId w:val="4"/>
+  </w:num>
+  <w:num w:numId="18">
+    <w:abstractNumId w:val="25"/>
+  </w:num>
+  <w:num w:numId="19">
+    <w:abstractNumId w:val="3"/>
+  </w:num>
+  <w:num w:numId="20">
+    <w:abstractNumId w:val="10"/>
+  </w:num>
+  <w:num w:numId="21">
+    <w:abstractNumId w:val="2"/>
+  </w:num>
+  <w:num w:numId="22">
+    <w:abstractNumId w:val="6"/>
+  </w:num>
+  <w:num w:numId="23">
+    <w:abstractNumId w:val="35"/>
+  </w:num>
+  <w:num w:numId="24">
+    <w:abstractNumId w:val="7"/>
+  </w:num>
+  <w:num w:numId="25">
+    <w:abstractNumId w:val="12"/>
+  </w:num>
+  <w:num w:numId="26">
+    <w:abstractNumId w:val="21"/>
+  </w:num>
+  <w:num w:numId="27">
+    <w:abstractNumId w:val="1"/>
+  </w:num>
+  <w:num w:numId="28">
+    <w:abstractNumId w:val="11"/>
+  </w:num>
+  <w:num w:numId="29">
+    <w:abstractNumId w:val="15"/>
+  </w:num>
+  <w:num w:numId="30">
     <w:abstractNumId w:val="33"/>
   </w:num>
-  <w:num w:numId="4">
-    <w:abstractNumId w:val="26"/>
+  <w:num w:numId="31">
+    <w:abstractNumId w:val="24"/>
   </w:num>
-  <w:num w:numId="5">
-    <w:abstractNumId w:val="11"/>
+  <w:num w:numId="32">
+    <w:abstractNumId w:val="22"/>
   </w:num>
-  <w:num w:numId="6">
-    <w:abstractNumId w:val="27"/>
+  <w:num w:numId="33">
+    <w:abstractNumId w:val="18"/>
   </w:num>
-  <w:num w:numId="7">
+  <w:num w:numId="34">
     <w:abstractNumId w:val="28"/>
   </w:num>
-  <w:num w:numId="8">
-    <w:abstractNumId w:val="31"/>
-  </w:num>
-  <w:num w:numId="9">
-    <w:abstractNumId w:val="6"/>
-  </w:num>
-  <w:num w:numId="10">
-    <w:abstractNumId w:val="7"/>
-  </w:num>
-  <w:num w:numId="11">
-    <w:abstractNumId w:val="24"/>
-  </w:num>
-  <w:num w:numId="12">
-    <w:abstractNumId w:val="29"/>
-  </w:num>
-  <w:num w:numId="13">
+  <w:num w:numId="35">
     <w:abstractNumId w:val="20"/>
   </w:num>
-  <w:num w:numId="14">
-    <w:abstractNumId w:val="13"/>
-  </w:num>
-  <w:num w:numId="15">
-    <w:abstractNumId w:val="34"/>
-  </w:num>
-  <w:num w:numId="16">
+  <w:num w:numId="36">
     <w:abstractNumId w:val="14"/>
   </w:num>
-  <w:num w:numId="17">
-    <w:abstractNumId w:val="3"/>
-  </w:num>
-  <w:num w:numId="18">
-    <w:abstractNumId w:val="22"/>
-  </w:num>
-  <w:num w:numId="19">
-    <w:abstractNumId w:val="2"/>
-  </w:num>
-  <w:num w:numId="20">
-    <w:abstractNumId w:val="8"/>
-  </w:num>
-  <w:num w:numId="21">
-    <w:abstractNumId w:val="1"/>
-  </w:num>
-  <w:num w:numId="22">
-    <w:abstractNumId w:val="4"/>
-  </w:num>
-  <w:num w:numId="23">
-    <w:abstractNumId w:val="32"/>
-  </w:num>
-  <w:num w:numId="24">
-    <w:abstractNumId w:val="5"/>
-  </w:num>
-  <w:num w:numId="25">
-    <w:abstractNumId w:val="10"/>
-  </w:num>
-  <w:num w:numId="26">
-    <w:abstractNumId w:val="18"/>
-  </w:num>
-  <w:num w:numId="27">
+  <w:num w:numId="37">
     <w:abstractNumId w:val="0"/>
   </w:num>
-  <w:num w:numId="28">
-    <w:abstractNumId w:val="9"/>
-  </w:num>
-  <w:num w:numId="29">
-    <w:abstractNumId w:val="12"/>
-  </w:num>
-  <w:num w:numId="30">
-    <w:abstractNumId w:val="30"/>
-  </w:num>
-  <w:num w:numId="31">
-    <w:abstractNumId w:val="21"/>
-  </w:num>
-  <w:num w:numId="32">
-    <w:abstractNumId w:val="19"/>
-  </w:num>
-  <w:num w:numId="33">
-    <w:abstractNumId w:val="15"/>
-  </w:num>
-  <w:num w:numId="34">
-    <w:abstractNumId w:val="25"/>
-  </w:num>
-  <w:num w:numId="35">
-    <w:abstractNumId w:val="17"/>
+  <w:num w:numId="38">
+    <w:abstractNumId w:val="5"/>
   </w:num>
 </w:numbering>
 </file>
@@ -21449,7 +22332,7 @@
 </file>
 
 <file path=customXml/itemProps1.xml><?xml version="1.0" encoding="utf-8"?>
-<ds:datastoreItem xmlns:ds="http://schemas.openxmlformats.org/officeDocument/2006/customXml" ds:itemID="{836A7E85-755C-40F3-8586-99D191E0D149}">
+<ds:datastoreItem xmlns:ds="http://schemas.openxmlformats.org/officeDocument/2006/customXml" ds:itemID="{3549AA56-4C6C-4914-9006-47F90719BFCC}">
   <ds:schemaRefs>
     <ds:schemaRef ds:uri="http://schemas.openxmlformats.org/officeDocument/2006/bibliography"/>
   </ds:schemaRefs>
